--- a/meta-conversion/bf-primer-20260903-cover-with-imports.docx
+++ b/meta-conversion/bf-primer-20260903-cover-with-imports.docx
@@ -96,13 +96,14 @@
         <w:t>BIBFRAME (BF) provides a model for representing bibliographic data in a linked data environment. This document is a reference guide for those who would like to implement the Bibframe model and vocabulary.</w:t>
       </w:r>
     </w:p>
-    <w:bookmarkStart w:id="6" w:name="_Toc222238304" w:displacedByCustomXml="next"/>
-    <w:bookmarkStart w:id="7" w:name="_Toc223948322" w:displacedByCustomXml="next"/>
+    <w:bookmarkStart w:id="6" w:name="_Toc223948322" w:displacedByCustomXml="next"/>
+    <w:bookmarkStart w:id="7" w:name="_Toc222238304" w:displacedByCustomXml="next"/>
     <w:sdt>
       <w:sdtPr>
         <w:rPr>
           <w:rFonts w:asciiTheme="minorHAnsi" w:eastAsiaTheme="minorEastAsia" w:hAnsiTheme="minorHAnsi" w:cstheme="minorBidi"/>
           <w:caps w:val="0"/>
+          <w:spacing w:val="0"/>
           <w:sz w:val="21"/>
           <w:szCs w:val="21"/>
         </w:rPr>
@@ -117,7 +118,6 @@
           <w:b/>
           <w:bCs/>
           <w:noProof/>
-          <w:spacing w:val="0"/>
         </w:rPr>
       </w:sdtEndPr>
       <w:sdtContent>
@@ -32508,6 +32508,9 @@
       </w:r>
       <w:r>
         <w:t>McCallum</w:t>
+      </w:r>
+      <w:r>
+        <w:t>)</w:t>
       </w:r>
       <w:r>
         <w:t xml:space="preserve">.   In physical card catalogs and later online systems, these strings made it possible to cluster information items.  Current Library of Congress cataloging policies and use of these headings facilitate collocation. </w:t>
